--- a/docs/business/final_deck/PublicLogic_v1_Business_Stack/PublicLogic - Stewardship Map - Scope & Fee Sheet.docx
+++ b/docs/business/final_deck/PublicLogic_v1_Business_Stack/PublicLogic - Stewardship Map - Scope & Fee Sheet.docx
@@ -391,6 +391,40 @@
           </w:p>
         </w:tc>
       </w:tr>
+      <w:tr>
+        <w:tc>
+          <w:tcPr>
+            <w:tcW w:type="dxa" w:w="2736"/>
+            <w:shd w:val="clear" w:fill="0F4C3A"/>
+          </w:tcPr>
+          <w:p>
+            <w:r>
+              <w:rPr>
+                <w:rFonts w:ascii="Calibri" w:hAnsi="Calibri"/>
+                <w:b/>
+                <w:color w:val="FFFFFF"/>
+                <w:sz w:val="20"/>
+              </w:rPr>
+              <w:t>Recommended Next Step</w:t>
+            </w:r>
+          </w:p>
+        </w:tc>
+        <w:tc>
+          <w:tcPr>
+            <w:tcW w:type="dxa" w:w="7200"/>
+          </w:tcPr>
+          <w:p>
+            <w:r>
+              <w:rPr>
+                <w:rFonts w:ascii="Calibri" w:hAnsi="Calibri"/>
+                <w:color w:val="1A1D20"/>
+                <w:sz w:val="20"/>
+              </w:rPr>
+              <w:t>Our honest read on the single best next move — or whether there isn't one yet.</w:t>
+            </w:r>
+          </w:p>
+        </w:tc>
+      </w:tr>
     </w:tbl>
     <w:p>
       <w:pPr>
@@ -494,7 +528,7 @@
     </w:p>
     <w:p>
       <w:pPr>
-        <w:spacing w:before="40" w:after="160" w:line="252" w:lineRule="auto"/>
+        <w:spacing w:before="40" w:after="120" w:line="252" w:lineRule="auto"/>
         <w:jc w:val="left"/>
       </w:pPr>
       <w:r>
@@ -516,6 +550,38 @@
           <w:sz w:val="21"/>
         </w:rPr>
         <w:t>Small, fixed, and bounded — you learn what's really going on before committing to anything bigger. Most clients use the Map to decide what to do next, and roughly half of what it finds is something they hadn't seen coming.</w:t>
+      </w:r>
+    </w:p>
+    <w:p>
+      <w:pPr>
+        <w:spacing w:before="40" w:after="20" w:line="252" w:lineRule="auto"/>
+        <w:jc w:val="left"/>
+      </w:pPr>
+      <w:r>
+        <w:rPr>
+          <w:rFonts w:ascii="Calibri" w:hAnsi="Calibri"/>
+          <w:b/>
+          <w:i w:val="0"/>
+          <w:color w:val="0F4C3A"/>
+          <w:sz w:val="20"/>
+        </w:rPr>
+        <w:t>PROOF</w:t>
+      </w:r>
+    </w:p>
+    <w:p>
+      <w:pPr>
+        <w:spacing w:before="40" w:after="160" w:line="252" w:lineRule="auto"/>
+        <w:jc w:val="left"/>
+      </w:pPr>
+      <w:r>
+        <w:rPr>
+          <w:rFonts w:ascii="Calibri" w:hAnsi="Calibri"/>
+          <w:b w:val="0"/>
+          <w:i/>
+          <w:color w:val="1A1D20"/>
+          <w:sz w:val="20"/>
+        </w:rPr>
+        <w:t>Similar work has been used to identify continuity, governance, and implementation risks before capital, technology, and organizational investments.</w:t>
       </w:r>
     </w:p>
     <w:p>
